--- a/Backend/Director_Disclosure/Output_Disclosures/2024-25/ADANI_RENEWABLE_ENERGY_PARK_RAJASTHAN_LIMITED/DIR-8/DIR8_Amit_Singh_10302385.docx
+++ b/Backend/Director_Disclosure/Output_Disclosures/2024-25/ADANI_RENEWABLE_ENERGY_PARK_RAJASTHAN_LIMITED/DIR-8/DIR8_Amit_Singh_10302385.docx
@@ -189,7 +189,7 @@
           <w:b w:val="0"/>
           <w:sz w:val="23"/>
         </w:rPr>
-        <w:t>I, Amit Singh, son/daughter of Mr. {{FATHER_NAME}}, resident of B-4 Vinay Khand, Gomtinagar, Gomtinagar Police Station, Lucknow-226010,Uttar Pradesh,India, India hereby give notice that I am/was a Director in the following companies during the last three years:-</w:t>
+        <w:t>I, AMIT SINGH, son/daughter of Mr. {{FATHER_NAME}}, resident of B-4 Vinay Khand, Gomtinagar, Gomtinagar Police Station, Lucknow-226010,Uttar Pradesh,India, India hereby give notice that I am/was a Director in the following companies during the last three years:-</w:t>
       </w:r>
     </w:p>
     <w:p>
@@ -539,7 +539,7 @@
         </w:rPr>
         <w:t xml:space="preserve">Name           </w:t>
         <w:tab/>
-        <w:t xml:space="preserve">:  Amit Singh</w:t>
+        <w:t xml:space="preserve">:  AMIT SINGH</w:t>
       </w:r>
     </w:p>
     <w:p>
@@ -583,7 +583,7 @@
           <w:b w:val="0"/>
           <w:sz w:val="23"/>
         </w:rPr>
-        <w:t xml:space="preserve">Date: 07th May, 2026</w:t>
+        <w:t xml:space="preserve">Date: 15th May, 2026</w:t>
         <w:tab/>
       </w:r>
     </w:p>
